--- a/fiction/drafts/first-person/fpp-father-daughter-relationship_20250608-0448.docx
+++ b/fiction/drafts/first-person/fpp-father-daughter-relationship_20250608-0448.docx
@@ -7,13 +7,15 @@
         <w:spacing w:line="360" w:lineRule="auto"/>
         <w:jc w:val="both"/>
         <w:rPr>
-          <w:rFonts w:ascii="Calibri" w:hAnsi="Calibri" w:cs="Calibri"/>
-          <w:szCs w:val="24"/>
-        </w:rPr>
-      </w:pPr>
-      <w:r>
-        <w:rPr>
-          <w:rFonts w:ascii="Calibri" w:hAnsi="Calibri" w:cs="Calibri"/>
+          <w:rFonts w:ascii="Montserrat" w:hAnsi="Montserrat" w:cs="Calibri"/>
+          <w:sz w:val="24"/>
+          <w:szCs w:val="24"/>
+        </w:rPr>
+      </w:pPr>
+      <w:r>
+        <w:rPr>
+          <w:rFonts w:ascii="Montserrat" w:hAnsi="Montserrat" w:cs="Calibri"/>
+          <w:sz w:val="24"/>
           <w:szCs w:val="24"/>
         </w:rPr>
         <w:t>Me – Morgan – Father Daughter Relationship</w:t>
@@ -23,134 +25,139 @@
       <w:pPr>
         <w:spacing w:line="360" w:lineRule="auto"/>
         <w:rPr>
-          <w:rFonts w:ascii="Calibri" w:hAnsi="Calibri" w:cs="Calibri"/>
+          <w:rFonts w:ascii="Montserrat" w:hAnsi="Montserrat" w:cs="Calibri"/>
           <w:color w:val="808080"/>
-          <w:szCs w:val="24"/>
-        </w:rPr>
-      </w:pPr>
-      <w:proofErr w:type="gramStart"/>
-      <w:r>
-        <w:rPr>
-          <w:rFonts w:ascii="Calibri" w:hAnsi="Calibri" w:cs="Calibri"/>
+          <w:sz w:val="24"/>
+          <w:szCs w:val="24"/>
+        </w:rPr>
+      </w:pPr>
+      <w:r>
+        <w:rPr>
+          <w:rFonts w:ascii="Montserrat" w:hAnsi="Montserrat" w:cs="Calibri"/>
           <w:color w:val="808080"/>
-          <w:szCs w:val="24"/>
-        </w:rPr>
-        <w:t>Intended</w:t>
-      </w:r>
-      <w:proofErr w:type="gramEnd"/>
-      <w:r>
-        <w:rPr>
-          <w:rFonts w:ascii="Calibri" w:hAnsi="Calibri" w:cs="Calibri"/>
+          <w:sz w:val="24"/>
+          <w:szCs w:val="24"/>
+        </w:rPr>
+        <w:t xml:space="preserve">Intended for use in a story where the girl is a reincarnation of the boy. </w:t>
+      </w:r>
+    </w:p>
+    <w:p>
+      <w:pPr>
+        <w:spacing w:line="360" w:lineRule="auto"/>
+        <w:jc w:val="right"/>
+        <w:rPr>
+          <w:rFonts w:ascii="Montserrat" w:hAnsi="Montserrat" w:cs="Calibri"/>
           <w:color w:val="808080"/>
-          <w:szCs w:val="24"/>
-        </w:rPr>
-        <w:t xml:space="preserve"> for use in a story where the girl is a reincarnation of the boy. </w:t>
-      </w:r>
-    </w:p>
-    <w:p>
-      <w:pPr>
-        <w:spacing w:line="360" w:lineRule="auto"/>
-        <w:jc w:val="right"/>
-        <w:rPr>
-          <w:rFonts w:ascii="Calibri" w:hAnsi="Calibri" w:cs="Calibri"/>
+          <w:sz w:val="24"/>
+          <w:szCs w:val="24"/>
+        </w:rPr>
+      </w:pPr>
+      <w:r>
+        <w:rPr>
+          <w:rFonts w:ascii="Montserrat" w:hAnsi="Montserrat" w:cs="Calibri"/>
           <w:color w:val="808080"/>
-          <w:szCs w:val="24"/>
-        </w:rPr>
-      </w:pPr>
-      <w:r>
-        <w:rPr>
-          <w:rFonts w:ascii="Calibri" w:hAnsi="Calibri" w:cs="Calibri"/>
+          <w:sz w:val="24"/>
+          <w:szCs w:val="24"/>
+        </w:rPr>
+        <w:fldChar w:fldCharType="begin"/>
+      </w:r>
+      <w:r>
+        <w:rPr>
+          <w:rFonts w:ascii="Montserrat" w:hAnsi="Montserrat" w:cs="Calibri"/>
           <w:color w:val="808080"/>
-          <w:szCs w:val="24"/>
-        </w:rPr>
-        <w:fldChar w:fldCharType="begin"/>
-      </w:r>
-      <w:r>
-        <w:rPr>
-          <w:rFonts w:ascii="Calibri" w:hAnsi="Calibri" w:cs="Calibri"/>
+          <w:sz w:val="24"/>
+          <w:szCs w:val="24"/>
+        </w:rPr>
+        <w:instrText xml:space="preserve"> NUMPAGES  \* MERGEFORMAT </w:instrText>
+      </w:r>
+      <w:r>
+        <w:rPr>
+          <w:rFonts w:ascii="Montserrat" w:hAnsi="Montserrat" w:cs="Calibri"/>
           <w:color w:val="808080"/>
-          <w:szCs w:val="24"/>
-        </w:rPr>
-        <w:instrText xml:space="preserve"> NUMPAGES  \* MERGEFORMAT </w:instrText>
-      </w:r>
-      <w:r>
-        <w:rPr>
-          <w:rFonts w:ascii="Calibri" w:hAnsi="Calibri" w:cs="Calibri"/>
-          <w:color w:val="808080"/>
+          <w:sz w:val="24"/>
           <w:szCs w:val="24"/>
         </w:rPr>
         <w:fldChar w:fldCharType="separate"/>
       </w:r>
       <w:r>
         <w:rPr>
-          <w:rFonts w:ascii="Calibri" w:hAnsi="Calibri" w:cs="Calibri"/>
+          <w:rFonts w:ascii="Montserrat" w:hAnsi="Montserrat" w:cs="Calibri"/>
           <w:noProof/>
           <w:color w:val="808080"/>
+          <w:sz w:val="24"/>
           <w:szCs w:val="24"/>
         </w:rPr>
         <w:t>4</w:t>
       </w:r>
       <w:r>
         <w:rPr>
-          <w:rFonts w:ascii="Calibri" w:hAnsi="Calibri" w:cs="Calibri"/>
+          <w:rFonts w:ascii="Montserrat" w:hAnsi="Montserrat" w:cs="Calibri"/>
           <w:color w:val="808080"/>
+          <w:sz w:val="24"/>
           <w:szCs w:val="24"/>
         </w:rPr>
         <w:fldChar w:fldCharType="end"/>
       </w:r>
       <w:r>
         <w:rPr>
-          <w:rFonts w:ascii="Calibri" w:hAnsi="Calibri" w:cs="Calibri"/>
+          <w:rFonts w:ascii="Montserrat" w:hAnsi="Montserrat" w:cs="Calibri"/>
           <w:color w:val="808080"/>
+          <w:sz w:val="24"/>
           <w:szCs w:val="24"/>
         </w:rPr>
         <w:t xml:space="preserve"> pages ∙ </w:t>
       </w:r>
       <w:r>
         <w:rPr>
-          <w:rFonts w:ascii="Calibri" w:hAnsi="Calibri" w:cs="Calibri"/>
+          <w:rFonts w:ascii="Montserrat" w:hAnsi="Montserrat" w:cs="Calibri"/>
           <w:color w:val="808080"/>
+          <w:sz w:val="24"/>
           <w:szCs w:val="24"/>
         </w:rPr>
         <w:fldChar w:fldCharType="begin"/>
       </w:r>
       <w:r>
         <w:rPr>
-          <w:rFonts w:ascii="Calibri" w:hAnsi="Calibri" w:cs="Calibri"/>
+          <w:rFonts w:ascii="Montserrat" w:hAnsi="Montserrat" w:cs="Calibri"/>
           <w:color w:val="808080"/>
+          <w:sz w:val="24"/>
           <w:szCs w:val="24"/>
         </w:rPr>
         <w:instrText xml:space="preserve"> NUMWORDS  \* MERGEFORMAT </w:instrText>
       </w:r>
       <w:r>
         <w:rPr>
-          <w:rFonts w:ascii="Calibri" w:hAnsi="Calibri" w:cs="Calibri"/>
+          <w:rFonts w:ascii="Montserrat" w:hAnsi="Montserrat" w:cs="Calibri"/>
           <w:color w:val="808080"/>
+          <w:sz w:val="24"/>
           <w:szCs w:val="24"/>
         </w:rPr>
         <w:fldChar w:fldCharType="separate"/>
       </w:r>
       <w:r>
         <w:rPr>
-          <w:rFonts w:ascii="Calibri" w:hAnsi="Calibri" w:cs="Calibri"/>
+          <w:rFonts w:ascii="Montserrat" w:hAnsi="Montserrat" w:cs="Calibri"/>
           <w:noProof/>
           <w:color w:val="808080"/>
+          <w:sz w:val="24"/>
           <w:szCs w:val="24"/>
         </w:rPr>
         <w:t>1609</w:t>
       </w:r>
       <w:r>
         <w:rPr>
-          <w:rFonts w:ascii="Calibri" w:hAnsi="Calibri" w:cs="Calibri"/>
+          <w:rFonts w:ascii="Montserrat" w:hAnsi="Montserrat" w:cs="Calibri"/>
           <w:color w:val="808080"/>
+          <w:sz w:val="24"/>
           <w:szCs w:val="24"/>
         </w:rPr>
         <w:fldChar w:fldCharType="end"/>
       </w:r>
       <w:r>
         <w:rPr>
-          <w:rFonts w:ascii="Calibri" w:hAnsi="Calibri" w:cs="Calibri"/>
+          <w:rFonts w:ascii="Montserrat" w:hAnsi="Montserrat" w:cs="Calibri"/>
           <w:color w:val="808080"/>
+          <w:sz w:val="24"/>
           <w:szCs w:val="24"/>
         </w:rPr>
         <w:t xml:space="preserve"> words</w:t>
@@ -160,8 +167,9 @@
       <w:pPr>
         <w:spacing w:line="360" w:lineRule="auto"/>
         <w:rPr>
-          <w:rFonts w:ascii="Calibri" w:hAnsi="Calibri" w:cs="Calibri"/>
+          <w:rFonts w:ascii="Montserrat" w:hAnsi="Montserrat" w:cs="Calibri"/>
           <w:color w:val="808080"/>
+          <w:sz w:val="24"/>
           <w:szCs w:val="24"/>
         </w:rPr>
       </w:pPr>
@@ -170,7 +178,8 @@
       <w:pPr>
         <w:pStyle w:val="BodyText"/>
         <w:rPr>
-          <w:rFonts w:ascii="Calibri" w:hAnsi="Calibri" w:cs="Calibri"/>
+          <w:rFonts w:ascii="Montserrat" w:hAnsi="Montserrat" w:cs="Calibri"/>
+          <w:sz w:val="24"/>
           <w:szCs w:val="24"/>
         </w:rPr>
       </w:pPr>
@@ -180,64 +189,18 @@
         <w:spacing w:line="360" w:lineRule="auto"/>
         <w:jc w:val="both"/>
         <w:rPr>
-          <w:rFonts w:ascii="Calibri" w:hAnsi="Calibri" w:cs="Calibri"/>
-          <w:szCs w:val="24"/>
-        </w:rPr>
-      </w:pPr>
-      <w:r>
-        <w:rPr>
-          <w:rFonts w:ascii="Calibri" w:hAnsi="Calibri" w:cs="Calibri"/>
-          <w:szCs w:val="24"/>
-        </w:rPr>
-        <w:t xml:space="preserve">When you are psychic, you get used to having visions. </w:t>
-      </w:r>
-      <w:proofErr w:type="gramStart"/>
-      <w:r>
-        <w:rPr>
-          <w:rFonts w:ascii="Calibri" w:hAnsi="Calibri" w:cs="Calibri"/>
-          <w:szCs w:val="24"/>
-        </w:rPr>
-        <w:t>In order to</w:t>
-      </w:r>
-      <w:proofErr w:type="gramEnd"/>
-      <w:r>
-        <w:rPr>
-          <w:rFonts w:ascii="Calibri" w:hAnsi="Calibri" w:cs="Calibri"/>
-          <w:szCs w:val="24"/>
-        </w:rPr>
-        <w:t xml:space="preserve"> keep your grasp on the real world, you simply learned how to hold them off when you felt them coming on, or how to snap yourself out of them quickly if they came on too strong. But the vision I fell into when I returned home for the Autumn Festival caught me completely off guard. It started so innocently, just a subtle undertone as I greeted my grandmother, ran up to my room to leave my traveling kit and prepared for a bath. The feeling grew stronger as I became distracted, thinking about the week of festivities ahead. There was an odd sense of familiarity </w:t>
-      </w:r>
-      <w:proofErr w:type="gramStart"/>
-      <w:r>
-        <w:rPr>
-          <w:rFonts w:ascii="Calibri" w:hAnsi="Calibri" w:cs="Calibri"/>
-          <w:szCs w:val="24"/>
-        </w:rPr>
-        <w:t>to</w:t>
-      </w:r>
-      <w:proofErr w:type="gramEnd"/>
-      <w:r>
-        <w:rPr>
-          <w:rFonts w:ascii="Calibri" w:hAnsi="Calibri" w:cs="Calibri"/>
-          <w:szCs w:val="24"/>
-        </w:rPr>
-        <w:t xml:space="preserve"> it all, as if I had gone through the exact same motions before. Of course, it was pretty much what happened every year when I came home for the festival, so I shrugged it off. I was not really paying attention as I undressed, but I should have sensed something was wrong immediately. I should have noticed something peculiar about what my senses were reporting as I hung up my clothes and stepped into the stall. After relieving myself, I stepped out of the stall and confronted myself in the dressing room's </w:t>
-      </w:r>
-      <w:proofErr w:type="gramStart"/>
-      <w:r>
-        <w:rPr>
-          <w:rFonts w:ascii="Calibri" w:hAnsi="Calibri" w:cs="Calibri"/>
-          <w:szCs w:val="24"/>
-        </w:rPr>
-        <w:t>full length</w:t>
-      </w:r>
-      <w:proofErr w:type="gramEnd"/>
-      <w:r>
-        <w:rPr>
-          <w:rFonts w:ascii="Calibri" w:hAnsi="Calibri" w:cs="Calibri"/>
-          <w:szCs w:val="24"/>
-        </w:rPr>
-        <w:t xml:space="preserve"> mirror. </w:t>
+          <w:rFonts w:ascii="Montserrat" w:hAnsi="Montserrat" w:cs="Calibri"/>
+          <w:sz w:val="24"/>
+          <w:szCs w:val="24"/>
+        </w:rPr>
+      </w:pPr>
+      <w:r>
+        <w:rPr>
+          <w:rFonts w:ascii="Montserrat" w:hAnsi="Montserrat" w:cs="Calibri"/>
+          <w:sz w:val="24"/>
+          <w:szCs w:val="24"/>
+        </w:rPr>
+        <w:t xml:space="preserve">When you are psychic, you get used to having visions. In order to keep your grasp on the real world, you simply learned how to hold them off when you felt them coming on, or how to snap yourself out of them quickly if they came on too strong. But the vision I fell into when I returned home for the Autumn Festival caught me completely off guard. It started so innocently, just a subtle undertone as I greeted my grandmother, ran up to my room to leave my traveling kit and prepared for a bath. The feeling grew stronger as I became distracted, thinking about the week of festivities ahead. There was an odd sense of familiarity to it all, as if I had gone through the exact same motions before. Of course, it was pretty much what happened every year when I came home for the festival, so I shrugged it off. I was not really paying attention as I undressed, but I should have sensed something was wrong immediately. I should have noticed something peculiar about what my senses were reporting as I hung up my clothes and stepped into the stall. After relieving myself, I stepped out of the stall and confronted myself in the dressing room's full length mirror. </w:t>
       </w:r>
     </w:p>
     <w:p>
@@ -245,13 +208,15 @@
         <w:spacing w:line="360" w:lineRule="auto"/>
         <w:jc w:val="both"/>
         <w:rPr>
-          <w:rFonts w:ascii="Calibri" w:hAnsi="Calibri" w:cs="Calibri"/>
-          <w:szCs w:val="24"/>
-        </w:rPr>
-      </w:pPr>
-      <w:r>
-        <w:rPr>
-          <w:rFonts w:ascii="Calibri" w:hAnsi="Calibri" w:cs="Calibri"/>
+          <w:rFonts w:ascii="Montserrat" w:hAnsi="Montserrat" w:cs="Calibri"/>
+          <w:sz w:val="24"/>
+          <w:szCs w:val="24"/>
+        </w:rPr>
+      </w:pPr>
+      <w:r>
+        <w:rPr>
+          <w:rFonts w:ascii="Montserrat" w:hAnsi="Montserrat" w:cs="Calibri"/>
+          <w:sz w:val="24"/>
           <w:szCs w:val="24"/>
         </w:rPr>
         <w:tab/>
@@ -263,13 +228,15 @@
         <w:spacing w:line="360" w:lineRule="auto"/>
         <w:jc w:val="both"/>
         <w:rPr>
-          <w:rFonts w:ascii="Calibri" w:hAnsi="Calibri" w:cs="Calibri"/>
-          <w:szCs w:val="24"/>
-        </w:rPr>
-      </w:pPr>
-      <w:r>
-        <w:rPr>
-          <w:rFonts w:ascii="Calibri" w:hAnsi="Calibri" w:cs="Calibri"/>
+          <w:rFonts w:ascii="Montserrat" w:hAnsi="Montserrat" w:cs="Calibri"/>
+          <w:sz w:val="24"/>
+          <w:szCs w:val="24"/>
+        </w:rPr>
+      </w:pPr>
+      <w:r>
+        <w:rPr>
+          <w:rFonts w:ascii="Montserrat" w:hAnsi="Montserrat" w:cs="Calibri"/>
+          <w:sz w:val="24"/>
           <w:szCs w:val="24"/>
         </w:rPr>
         <w:tab/>
@@ -281,13 +248,15 @@
         <w:spacing w:line="360" w:lineRule="auto"/>
         <w:jc w:val="both"/>
         <w:rPr>
-          <w:rFonts w:ascii="Calibri" w:hAnsi="Calibri" w:cs="Calibri"/>
-          <w:szCs w:val="24"/>
-        </w:rPr>
-      </w:pPr>
-      <w:r>
-        <w:rPr>
-          <w:rFonts w:ascii="Calibri" w:hAnsi="Calibri" w:cs="Calibri"/>
+          <w:rFonts w:ascii="Montserrat" w:hAnsi="Montserrat" w:cs="Calibri"/>
+          <w:sz w:val="24"/>
+          <w:szCs w:val="24"/>
+        </w:rPr>
+      </w:pPr>
+      <w:r>
+        <w:rPr>
+          <w:rFonts w:ascii="Montserrat" w:hAnsi="Montserrat" w:cs="Calibri"/>
+          <w:sz w:val="24"/>
           <w:szCs w:val="24"/>
         </w:rPr>
         <w:tab/>
@@ -295,65 +264,37 @@
       </w:r>
       <w:r>
         <w:rPr>
-          <w:rFonts w:ascii="Calibri" w:hAnsi="Calibri" w:cs="Calibri"/>
+          <w:rFonts w:ascii="Montserrat" w:hAnsi="Montserrat" w:cs="Calibri"/>
           <w:i/>
+          <w:sz w:val="24"/>
           <w:szCs w:val="24"/>
         </w:rPr>
         <w:t xml:space="preserve">was </w:t>
       </w:r>
       <w:r>
         <w:rPr>
-          <w:rFonts w:ascii="Calibri" w:hAnsi="Calibri" w:cs="Calibri"/>
+          <w:rFonts w:ascii="Montserrat" w:hAnsi="Montserrat" w:cs="Calibri"/>
+          <w:sz w:val="24"/>
           <w:szCs w:val="24"/>
         </w:rPr>
         <w:t xml:space="preserve">scared. I had recognized the boy in the mirror. He was the boy from my dreams. Up until that moment, I had believed he was </w:t>
       </w:r>
       <w:r>
         <w:rPr>
-          <w:rFonts w:ascii="Calibri" w:hAnsi="Calibri" w:cs="Calibri"/>
+          <w:rFonts w:ascii="Montserrat" w:hAnsi="Montserrat" w:cs="Calibri"/>
           <w:i/>
+          <w:sz w:val="24"/>
           <w:szCs w:val="24"/>
         </w:rPr>
         <w:t xml:space="preserve">just </w:t>
       </w:r>
       <w:r>
         <w:rPr>
-          <w:rFonts w:ascii="Calibri" w:hAnsi="Calibri" w:cs="Calibri"/>
-          <w:szCs w:val="24"/>
-        </w:rPr>
-        <w:t xml:space="preserve">a dream. Something my mind had invented to deal with the stray impressions I picked up over a lifetime of casual contact with the minds of passing men. I usually </w:t>
-      </w:r>
-      <w:proofErr w:type="gramStart"/>
-      <w:r>
-        <w:rPr>
-          <w:rFonts w:ascii="Calibri" w:hAnsi="Calibri" w:cs="Calibri"/>
-          <w:szCs w:val="24"/>
-        </w:rPr>
-        <w:t>did</w:t>
-      </w:r>
-      <w:proofErr w:type="gramEnd"/>
-      <w:r>
-        <w:rPr>
-          <w:rFonts w:ascii="Calibri" w:hAnsi="Calibri" w:cs="Calibri"/>
-          <w:szCs w:val="24"/>
-        </w:rPr>
-        <w:t xml:space="preserve"> not remember much from the dreams when I woke up. Only, it was not just a recurring dream. I mean, I had always felt a sense of continuity while I was dreaming, as if I lived an alternate life in them, which made it </w:t>
-      </w:r>
-      <w:proofErr w:type="gramStart"/>
-      <w:r>
-        <w:rPr>
-          <w:rFonts w:ascii="Calibri" w:hAnsi="Calibri" w:cs="Calibri"/>
-          <w:szCs w:val="24"/>
-        </w:rPr>
-        <w:t>all the more</w:t>
-      </w:r>
-      <w:proofErr w:type="gramEnd"/>
-      <w:r>
-        <w:rPr>
-          <w:rFonts w:ascii="Calibri" w:hAnsi="Calibri" w:cs="Calibri"/>
-          <w:szCs w:val="24"/>
-        </w:rPr>
-        <w:t xml:space="preserve"> frustrating when that feeling was the only thing I carried with me into the waking world. I mean, what was the point of having such a rich dream life, especially one that could help me understand men better, if I could barely remember it? </w:t>
+          <w:rFonts w:ascii="Montserrat" w:hAnsi="Montserrat" w:cs="Calibri"/>
+          <w:sz w:val="24"/>
+          <w:szCs w:val="24"/>
+        </w:rPr>
+        <w:t xml:space="preserve">a dream. Something my mind had invented to deal with the stray impressions I picked up over a lifetime of casual contact with the minds of passing men. I usually did not remember much from the dreams when I woke up. Only, it was not just a recurring dream. I mean, I had always felt a sense of continuity while I was dreaming, as if I lived an alternate life in them, which made it all the more frustrating when that feeling was the only thing I carried with me into the waking world. I mean, what was the point of having such a rich dream life, especially one that could help me understand men better, if I could barely remember it? </w:t>
       </w:r>
     </w:p>
     <w:p>
@@ -361,13 +302,15 @@
         <w:spacing w:line="360" w:lineRule="auto"/>
         <w:jc w:val="both"/>
         <w:rPr>
-          <w:rFonts w:ascii="Calibri" w:hAnsi="Calibri" w:cs="Calibri"/>
-          <w:szCs w:val="24"/>
-        </w:rPr>
-      </w:pPr>
-      <w:r>
-        <w:rPr>
-          <w:rFonts w:ascii="Calibri" w:hAnsi="Calibri" w:cs="Calibri"/>
+          <w:rFonts w:ascii="Montserrat" w:hAnsi="Montserrat" w:cs="Calibri"/>
+          <w:sz w:val="24"/>
+          <w:szCs w:val="24"/>
+        </w:rPr>
+      </w:pPr>
+      <w:r>
+        <w:rPr>
+          <w:rFonts w:ascii="Montserrat" w:hAnsi="Montserrat" w:cs="Calibri"/>
+          <w:sz w:val="24"/>
           <w:szCs w:val="24"/>
         </w:rPr>
         <w:tab/>
@@ -379,49 +322,19 @@
         <w:spacing w:line="360" w:lineRule="auto"/>
         <w:jc w:val="both"/>
         <w:rPr>
-          <w:rFonts w:ascii="Calibri" w:hAnsi="Calibri" w:cs="Calibri"/>
-          <w:szCs w:val="24"/>
-        </w:rPr>
-      </w:pPr>
-      <w:r>
-        <w:rPr>
-          <w:rFonts w:ascii="Calibri" w:hAnsi="Calibri" w:cs="Calibri"/>
+          <w:rFonts w:ascii="Montserrat" w:hAnsi="Montserrat" w:cs="Calibri"/>
+          <w:sz w:val="24"/>
+          <w:szCs w:val="24"/>
+        </w:rPr>
+      </w:pPr>
+      <w:r>
+        <w:rPr>
+          <w:rFonts w:ascii="Montserrat" w:hAnsi="Montserrat" w:cs="Calibri"/>
+          <w:sz w:val="24"/>
           <w:szCs w:val="24"/>
         </w:rPr>
         <w:tab/>
-        <w:t xml:space="preserve">But I could not dismiss this. No, at that moment I was giving the matter my full attention. I was struck with a sudden, frightening notion. What if those dreams had not been the product of my warped, subconscious imagination? What if they were the product of a psychic collision with the ghost of someone close enough to me I might mistake him as a part of </w:t>
-      </w:r>
-      <w:proofErr w:type="spellStart"/>
-      <w:r>
-        <w:rPr>
-          <w:rFonts w:ascii="Calibri" w:hAnsi="Calibri" w:cs="Calibri"/>
-          <w:szCs w:val="24"/>
-        </w:rPr>
-        <w:t>my self</w:t>
-      </w:r>
-      <w:proofErr w:type="spellEnd"/>
-      <w:r>
-        <w:rPr>
-          <w:rFonts w:ascii="Calibri" w:hAnsi="Calibri" w:cs="Calibri"/>
-          <w:szCs w:val="24"/>
-        </w:rPr>
-        <w:t xml:space="preserve">? I knew instantly who that boy had to be, </w:t>
-      </w:r>
-      <w:proofErr w:type="gramStart"/>
-      <w:r>
-        <w:rPr>
-          <w:rFonts w:ascii="Calibri" w:hAnsi="Calibri" w:cs="Calibri"/>
-          <w:szCs w:val="24"/>
-        </w:rPr>
-        <w:t>in spite of the fact that</w:t>
-      </w:r>
-      <w:proofErr w:type="gramEnd"/>
-      <w:r>
-        <w:rPr>
-          <w:rFonts w:ascii="Calibri" w:hAnsi="Calibri" w:cs="Calibri"/>
-          <w:szCs w:val="24"/>
-        </w:rPr>
-        <w:t xml:space="preserve"> he was a man I had never met.</w:t>
+        <w:t>But I could not dismiss this. No, at that moment I was giving the matter my full attention. I was struck with a sudden, frightening notion. What if those dreams had not been the product of my warped, subconscious imagination? What if they were the product of a psychic collision with the ghost of someone close enough to me I might mistake him as a part of my self? I knew instantly who that boy had to be, in spite of the fact that he was a man I had never met.</w:t>
       </w:r>
     </w:p>
     <w:p>
@@ -429,13 +342,15 @@
         <w:spacing w:line="360" w:lineRule="auto"/>
         <w:jc w:val="both"/>
         <w:rPr>
-          <w:rFonts w:ascii="Calibri" w:hAnsi="Calibri" w:cs="Calibri"/>
-          <w:szCs w:val="24"/>
-        </w:rPr>
-      </w:pPr>
-      <w:r>
-        <w:rPr>
-          <w:rFonts w:ascii="Calibri" w:hAnsi="Calibri" w:cs="Calibri"/>
+          <w:rFonts w:ascii="Montserrat" w:hAnsi="Montserrat" w:cs="Calibri"/>
+          <w:sz w:val="24"/>
+          <w:szCs w:val="24"/>
+        </w:rPr>
+      </w:pPr>
+      <w:r>
+        <w:rPr>
+          <w:rFonts w:ascii="Montserrat" w:hAnsi="Montserrat" w:cs="Calibri"/>
+          <w:sz w:val="24"/>
           <w:szCs w:val="24"/>
         </w:rPr>
         <w:tab/>
@@ -447,33 +362,19 @@
         <w:spacing w:line="360" w:lineRule="auto"/>
         <w:jc w:val="both"/>
         <w:rPr>
-          <w:rFonts w:ascii="Calibri" w:hAnsi="Calibri" w:cs="Calibri"/>
-          <w:szCs w:val="24"/>
-        </w:rPr>
-      </w:pPr>
-      <w:r>
-        <w:rPr>
-          <w:rFonts w:ascii="Calibri" w:hAnsi="Calibri" w:cs="Calibri"/>
+          <w:rFonts w:ascii="Montserrat" w:hAnsi="Montserrat" w:cs="Calibri"/>
+          <w:sz w:val="24"/>
+          <w:szCs w:val="24"/>
+        </w:rPr>
+      </w:pPr>
+      <w:r>
+        <w:rPr>
+          <w:rFonts w:ascii="Montserrat" w:hAnsi="Montserrat" w:cs="Calibri"/>
+          <w:sz w:val="24"/>
           <w:szCs w:val="24"/>
         </w:rPr>
         <w:tab/>
-        <w:t xml:space="preserve">No one ever talked about him, and the only thing I knew for certain was that he disappeared eighteen years ago. He had been an ill-favored son of Arden, fresh out of the Academy and my guess is that he set out on the road to adventure as soon the Autumn Festival ended. That was part of what the festival was about, after all. It was the time when the talents and skills of individuals were tested and recruited for all purposes. He probably did not know he had fathered a child. I had often fantasized about him returning home and finding out that he had a </w:t>
-      </w:r>
-      <w:proofErr w:type="gramStart"/>
-      <w:r>
-        <w:rPr>
-          <w:rFonts w:ascii="Calibri" w:hAnsi="Calibri" w:cs="Calibri"/>
-          <w:szCs w:val="24"/>
-        </w:rPr>
-        <w:t>daughter, and</w:t>
-      </w:r>
-      <w:proofErr w:type="gramEnd"/>
-      <w:r>
-        <w:rPr>
-          <w:rFonts w:ascii="Calibri" w:hAnsi="Calibri" w:cs="Calibri"/>
-          <w:szCs w:val="24"/>
-        </w:rPr>
-        <w:t xml:space="preserve"> of course falling in love with me on the spot. I dreamed up a thousand things for us to do together while we were getting to know each other. Not once did I imagine that he might be dead. </w:t>
+        <w:t xml:space="preserve">No one ever talked about him, and the only thing I knew for certain was that he disappeared eighteen years ago. He had been an ill-favored son of Arden, fresh out of the Academy and my guess is that he set out on the road to adventure as soon the Autumn Festival ended. That was part of what the festival was about, after all. It was the time when the talents and skills of individuals were tested and recruited for all purposes. He probably did not know he had fathered a child. I had often fantasized about him returning home and finding out that he had a daughter, and of course falling in love with me on the spot. I dreamed up a thousand things for us to do together while we were getting to know each other. Not once did I imagine that he might be dead. </w:t>
       </w:r>
     </w:p>
     <w:p>
@@ -481,13 +382,15 @@
         <w:spacing w:line="360" w:lineRule="auto"/>
         <w:jc w:val="both"/>
         <w:rPr>
-          <w:rFonts w:ascii="Calibri" w:hAnsi="Calibri" w:cs="Calibri"/>
-          <w:szCs w:val="24"/>
-        </w:rPr>
-      </w:pPr>
-      <w:r>
-        <w:rPr>
-          <w:rFonts w:ascii="Calibri" w:hAnsi="Calibri" w:cs="Calibri"/>
+          <w:rFonts w:ascii="Montserrat" w:hAnsi="Montserrat" w:cs="Calibri"/>
+          <w:sz w:val="24"/>
+          <w:szCs w:val="24"/>
+        </w:rPr>
+      </w:pPr>
+      <w:r>
+        <w:rPr>
+          <w:rFonts w:ascii="Montserrat" w:hAnsi="Montserrat" w:cs="Calibri"/>
+          <w:sz w:val="24"/>
           <w:szCs w:val="24"/>
         </w:rPr>
         <w:tab/>
@@ -499,13 +402,15 @@
         <w:spacing w:line="360" w:lineRule="auto"/>
         <w:jc w:val="both"/>
         <w:rPr>
-          <w:rFonts w:ascii="Calibri" w:hAnsi="Calibri" w:cs="Calibri"/>
-          <w:szCs w:val="24"/>
-        </w:rPr>
-      </w:pPr>
-      <w:r>
-        <w:rPr>
-          <w:rFonts w:ascii="Calibri" w:hAnsi="Calibri" w:cs="Calibri"/>
+          <w:rFonts w:ascii="Montserrat" w:hAnsi="Montserrat" w:cs="Calibri"/>
+          <w:sz w:val="24"/>
+          <w:szCs w:val="24"/>
+        </w:rPr>
+      </w:pPr>
+      <w:r>
+        <w:rPr>
+          <w:rFonts w:ascii="Montserrat" w:hAnsi="Montserrat" w:cs="Calibri"/>
+          <w:sz w:val="24"/>
           <w:szCs w:val="24"/>
         </w:rPr>
         <w:tab/>
@@ -517,13 +422,15 @@
         <w:spacing w:line="360" w:lineRule="auto"/>
         <w:jc w:val="both"/>
         <w:rPr>
-          <w:rFonts w:ascii="Calibri" w:hAnsi="Calibri" w:cs="Calibri"/>
-          <w:szCs w:val="24"/>
-        </w:rPr>
-      </w:pPr>
-      <w:r>
-        <w:rPr>
-          <w:rFonts w:ascii="Calibri" w:hAnsi="Calibri" w:cs="Calibri"/>
+          <w:rFonts w:ascii="Montserrat" w:hAnsi="Montserrat" w:cs="Calibri"/>
+          <w:sz w:val="24"/>
+          <w:szCs w:val="24"/>
+        </w:rPr>
+      </w:pPr>
+      <w:r>
+        <w:rPr>
+          <w:rFonts w:ascii="Montserrat" w:hAnsi="Montserrat" w:cs="Calibri"/>
+          <w:sz w:val="24"/>
           <w:szCs w:val="24"/>
         </w:rPr>
         <w:tab/>
@@ -531,60 +438,68 @@
       </w:r>
       <w:r>
         <w:rPr>
-          <w:rFonts w:ascii="Calibri" w:hAnsi="Calibri" w:cs="Calibri"/>
+          <w:rFonts w:ascii="Montserrat" w:hAnsi="Montserrat" w:cs="Calibri"/>
           <w:i/>
+          <w:sz w:val="24"/>
           <w:szCs w:val="24"/>
         </w:rPr>
         <w:t xml:space="preserve">standing up? </w:t>
       </w:r>
       <w:r>
         <w:rPr>
-          <w:rFonts w:ascii="Calibri" w:hAnsi="Calibri" w:cs="Calibri"/>
+          <w:rFonts w:ascii="Montserrat" w:hAnsi="Montserrat" w:cs="Calibri"/>
+          <w:sz w:val="24"/>
           <w:szCs w:val="24"/>
         </w:rPr>
         <w:t xml:space="preserve">And how distracted does a girl have to be to miss holding something like </w:t>
       </w:r>
       <w:r>
         <w:rPr>
-          <w:rFonts w:ascii="Calibri" w:hAnsi="Calibri" w:cs="Calibri"/>
+          <w:rFonts w:ascii="Montserrat" w:hAnsi="Montserrat" w:cs="Calibri"/>
           <w:i/>
+          <w:sz w:val="24"/>
           <w:szCs w:val="24"/>
         </w:rPr>
         <w:t xml:space="preserve">that </w:t>
       </w:r>
       <w:r>
         <w:rPr>
-          <w:rFonts w:ascii="Calibri" w:hAnsi="Calibri" w:cs="Calibri"/>
+          <w:rFonts w:ascii="Montserrat" w:hAnsi="Montserrat" w:cs="Calibri"/>
+          <w:sz w:val="24"/>
           <w:szCs w:val="24"/>
         </w:rPr>
         <w:t xml:space="preserve">in her hand? For that matter, if I was going through all the same motions as I did in the vision… well, I checked and there was no mess in the stall. So, </w:t>
       </w:r>
       <w:r>
         <w:rPr>
-          <w:rFonts w:ascii="Calibri" w:hAnsi="Calibri" w:cs="Calibri"/>
+          <w:rFonts w:ascii="Montserrat" w:hAnsi="Montserrat" w:cs="Calibri"/>
           <w:i/>
+          <w:sz w:val="24"/>
           <w:szCs w:val="24"/>
         </w:rPr>
         <w:t xml:space="preserve">did </w:t>
       </w:r>
       <w:r>
         <w:rPr>
-          <w:rFonts w:ascii="Calibri" w:hAnsi="Calibri" w:cs="Calibri"/>
+          <w:rFonts w:ascii="Montserrat" w:hAnsi="Montserrat" w:cs="Calibri"/>
+          <w:sz w:val="24"/>
           <w:szCs w:val="24"/>
         </w:rPr>
         <w:t xml:space="preserve">I manage to pee standing up? I swear, it's these little mysteries that really make my head hurt. To stave off a migraine, I returned to the bigger question. Eventually I reached the conclusion that </w:t>
       </w:r>
       <w:r>
         <w:rPr>
-          <w:rFonts w:ascii="Calibri" w:hAnsi="Calibri" w:cs="Calibri"/>
+          <w:rFonts w:ascii="Montserrat" w:hAnsi="Montserrat" w:cs="Calibri"/>
           <w:i/>
+          <w:sz w:val="24"/>
           <w:szCs w:val="24"/>
         </w:rPr>
         <w:t xml:space="preserve">maybe </w:t>
       </w:r>
       <w:r>
         <w:rPr>
-          <w:rFonts w:ascii="Calibri" w:hAnsi="Calibri" w:cs="Calibri"/>
+          <w:rFonts w:ascii="Montserrat" w:hAnsi="Montserrat" w:cs="Calibri"/>
+          <w:sz w:val="24"/>
           <w:szCs w:val="24"/>
         </w:rPr>
         <w:t xml:space="preserve">I had been wrong to ignore my visions. Perhaps I could learn something from them. Perhaps they were the only chance I had to get to know my father. </w:t>
@@ -595,13 +510,15 @@
         <w:spacing w:line="360" w:lineRule="auto"/>
         <w:jc w:val="both"/>
         <w:rPr>
-          <w:rFonts w:ascii="Calibri" w:hAnsi="Calibri" w:cs="Calibri"/>
-          <w:szCs w:val="24"/>
-        </w:rPr>
-      </w:pPr>
-      <w:r>
-        <w:rPr>
-          <w:rFonts w:ascii="Calibri" w:hAnsi="Calibri" w:cs="Calibri"/>
+          <w:rFonts w:ascii="Montserrat" w:hAnsi="Montserrat" w:cs="Calibri"/>
+          <w:sz w:val="24"/>
+          <w:szCs w:val="24"/>
+        </w:rPr>
+      </w:pPr>
+      <w:r>
+        <w:rPr>
+          <w:rFonts w:ascii="Montserrat" w:hAnsi="Montserrat" w:cs="Calibri"/>
+          <w:sz w:val="24"/>
           <w:szCs w:val="24"/>
         </w:rPr>
         <w:tab/>
@@ -613,7 +530,8 @@
         <w:spacing w:line="360" w:lineRule="auto"/>
         <w:jc w:val="both"/>
         <w:rPr>
-          <w:rFonts w:ascii="Calibri" w:hAnsi="Calibri" w:cs="Calibri"/>
+          <w:rFonts w:ascii="Montserrat" w:hAnsi="Montserrat" w:cs="Calibri"/>
+          <w:sz w:val="24"/>
           <w:szCs w:val="24"/>
         </w:rPr>
       </w:pPr>
@@ -623,80 +541,18 @@
         <w:spacing w:line="360" w:lineRule="auto"/>
         <w:jc w:val="both"/>
         <w:rPr>
-          <w:rFonts w:ascii="Calibri" w:hAnsi="Calibri" w:cs="Calibri"/>
-          <w:szCs w:val="24"/>
-        </w:rPr>
-      </w:pPr>
-      <w:r>
-        <w:rPr>
-          <w:rFonts w:ascii="Calibri" w:hAnsi="Calibri" w:cs="Calibri"/>
-          <w:szCs w:val="24"/>
-        </w:rPr>
-        <w:t xml:space="preserve">Finally, after seventeen years, a breakthrough. </w:t>
-      </w:r>
-      <w:proofErr w:type="gramStart"/>
-      <w:r>
-        <w:rPr>
-          <w:rFonts w:ascii="Calibri" w:hAnsi="Calibri" w:cs="Calibri"/>
-          <w:szCs w:val="24"/>
-        </w:rPr>
-        <w:t>Fortunately</w:t>
-      </w:r>
-      <w:proofErr w:type="gramEnd"/>
-      <w:r>
-        <w:rPr>
-          <w:rFonts w:ascii="Calibri" w:hAnsi="Calibri" w:cs="Calibri"/>
-          <w:szCs w:val="24"/>
-        </w:rPr>
-        <w:t xml:space="preserve"> all my other attempts to get through to Morganna were not a waste, since they evoked her dreams of my life. The dreams alone would never have been enough, and I had already learned that communicating with her directly was too much. One way or the other, her mind would block everything out. It was all going to come down to the </w:t>
-      </w:r>
-      <w:proofErr w:type="gramStart"/>
-      <w:r>
-        <w:rPr>
-          <w:rFonts w:ascii="Calibri" w:hAnsi="Calibri" w:cs="Calibri"/>
-          <w:szCs w:val="24"/>
-        </w:rPr>
-        <w:t>visions</w:t>
-      </w:r>
-      <w:proofErr w:type="gramEnd"/>
-      <w:r>
-        <w:rPr>
-          <w:rFonts w:ascii="Calibri" w:hAnsi="Calibri" w:cs="Calibri"/>
-          <w:szCs w:val="24"/>
-        </w:rPr>
-        <w:t xml:space="preserve">. They would show her who I was, what happened to me and hopefully make her understand how I used her and why. Of course, she was not the only one forced to face the consequences of my actions. I discovered the cost of exploiting her to escape from my own death at the same time she was confronting my reflection in the mirror. What she was looking at was a memory, a moment from my life. In exchange for glimpsing that moment, her mind vacated her body for a </w:t>
-      </w:r>
-      <w:proofErr w:type="gramStart"/>
-      <w:r>
-        <w:rPr>
-          <w:rFonts w:ascii="Calibri" w:hAnsi="Calibri" w:cs="Calibri"/>
-          <w:szCs w:val="24"/>
-        </w:rPr>
-        <w:t>moment</w:t>
-      </w:r>
-      <w:proofErr w:type="gramEnd"/>
-      <w:r>
-        <w:rPr>
-          <w:rFonts w:ascii="Calibri" w:hAnsi="Calibri" w:cs="Calibri"/>
-          <w:szCs w:val="24"/>
-        </w:rPr>
-        <w:t xml:space="preserve"> and I found myself in it, living, breathing, for the first time </w:t>
-      </w:r>
-      <w:proofErr w:type="gramStart"/>
-      <w:r>
-        <w:rPr>
-          <w:rFonts w:ascii="Calibri" w:hAnsi="Calibri" w:cs="Calibri"/>
-          <w:szCs w:val="24"/>
-        </w:rPr>
-        <w:t>an</w:t>
-      </w:r>
-      <w:proofErr w:type="gramEnd"/>
-      <w:r>
-        <w:rPr>
-          <w:rFonts w:ascii="Calibri" w:hAnsi="Calibri" w:cs="Calibri"/>
-          <w:szCs w:val="24"/>
-        </w:rPr>
-        <w:t xml:space="preserve"> almost twenty years. </w:t>
+          <w:rFonts w:ascii="Montserrat" w:hAnsi="Montserrat" w:cs="Calibri"/>
+          <w:sz w:val="24"/>
+          <w:szCs w:val="24"/>
+        </w:rPr>
+      </w:pPr>
+      <w:r>
+        <w:rPr>
+          <w:rFonts w:ascii="Montserrat" w:hAnsi="Montserrat" w:cs="Calibri"/>
+          <w:sz w:val="24"/>
+          <w:szCs w:val="24"/>
+        </w:rPr>
+        <w:t xml:space="preserve">Finally, after seventeen years, a breakthrough. Fortunately all my other attempts to get through to Morganna were not a waste, since they evoked her dreams of my life. The dreams alone would never have been enough, and I had already learned that communicating with her directly was too much. One way or the other, her mind would block everything out. It was all going to come down to the visions. They would show her who I was, what happened to me and hopefully make her understand how I used her and why. Of course, she was not the only one forced to face the consequences of my actions. I discovered the cost of exploiting her to escape from my own death at the same time she was confronting my reflection in the mirror. What she was looking at was a memory, a moment from my life. In exchange for glimpsing that moment, her mind vacated her body for a moment and I found myself in it, living, breathing, for the first time an almost twenty years. </w:t>
       </w:r>
     </w:p>
     <w:p>
@@ -704,13 +560,15 @@
         <w:spacing w:line="360" w:lineRule="auto"/>
         <w:jc w:val="both"/>
         <w:rPr>
-          <w:rFonts w:ascii="Calibri" w:hAnsi="Calibri" w:cs="Calibri"/>
-          <w:szCs w:val="24"/>
-        </w:rPr>
-      </w:pPr>
-      <w:r>
-        <w:rPr>
-          <w:rFonts w:ascii="Calibri" w:hAnsi="Calibri" w:cs="Calibri"/>
+          <w:rFonts w:ascii="Montserrat" w:hAnsi="Montserrat" w:cs="Calibri"/>
+          <w:sz w:val="24"/>
+          <w:szCs w:val="24"/>
+        </w:rPr>
+      </w:pPr>
+      <w:r>
+        <w:rPr>
+          <w:rFonts w:ascii="Montserrat" w:hAnsi="Montserrat" w:cs="Calibri"/>
+          <w:sz w:val="24"/>
           <w:szCs w:val="24"/>
         </w:rPr>
         <w:tab/>
@@ -722,67 +580,19 @@
         <w:spacing w:line="360" w:lineRule="auto"/>
         <w:jc w:val="both"/>
         <w:rPr>
-          <w:rFonts w:ascii="Calibri" w:hAnsi="Calibri" w:cs="Calibri"/>
-          <w:szCs w:val="24"/>
-        </w:rPr>
-      </w:pPr>
-      <w:r>
-        <w:rPr>
-          <w:rFonts w:ascii="Calibri" w:hAnsi="Calibri" w:cs="Calibri"/>
+          <w:rFonts w:ascii="Montserrat" w:hAnsi="Montserrat" w:cs="Calibri"/>
+          <w:sz w:val="24"/>
+          <w:szCs w:val="24"/>
+        </w:rPr>
+      </w:pPr>
+      <w:r>
+        <w:rPr>
+          <w:rFonts w:ascii="Montserrat" w:hAnsi="Montserrat" w:cs="Calibri"/>
+          <w:sz w:val="24"/>
           <w:szCs w:val="24"/>
         </w:rPr>
         <w:tab/>
-        <w:t xml:space="preserve">I won't bore you with the gruesome details, just take my word, my first experience in female form was mortifying. Fortunately, there </w:t>
-      </w:r>
-      <w:proofErr w:type="gramStart"/>
-      <w:r>
-        <w:rPr>
-          <w:rFonts w:ascii="Calibri" w:hAnsi="Calibri" w:cs="Calibri"/>
-          <w:szCs w:val="24"/>
-        </w:rPr>
-        <w:t>a lot</w:t>
-      </w:r>
-      <w:proofErr w:type="gramEnd"/>
-      <w:r>
-        <w:rPr>
-          <w:rFonts w:ascii="Calibri" w:hAnsi="Calibri" w:cs="Calibri"/>
-          <w:szCs w:val="24"/>
-        </w:rPr>
-        <w:t xml:space="preserve"> of things a body knows how to do on </w:t>
-      </w:r>
-      <w:proofErr w:type="spellStart"/>
-      <w:proofErr w:type="gramStart"/>
-      <w:r>
-        <w:rPr>
-          <w:rFonts w:ascii="Calibri" w:hAnsi="Calibri" w:cs="Calibri"/>
-          <w:szCs w:val="24"/>
-        </w:rPr>
-        <w:t>it's</w:t>
-      </w:r>
-      <w:proofErr w:type="spellEnd"/>
-      <w:proofErr w:type="gramEnd"/>
-      <w:r>
-        <w:rPr>
-          <w:rFonts w:ascii="Calibri" w:hAnsi="Calibri" w:cs="Calibri"/>
-          <w:szCs w:val="24"/>
-        </w:rPr>
-        <w:t xml:space="preserve"> own as long as you just don't interfere with it too much. If you ever happen to find yourself in the same position I was in, my advice is to just sit down and pretend you're taking a </w:t>
-      </w:r>
-      <w:proofErr w:type="gramStart"/>
-      <w:r>
-        <w:rPr>
-          <w:rFonts w:ascii="Calibri" w:hAnsi="Calibri" w:cs="Calibri"/>
-          <w:szCs w:val="24"/>
-        </w:rPr>
-        <w:t>dump, and</w:t>
-      </w:r>
-      <w:proofErr w:type="gramEnd"/>
-      <w:r>
-        <w:rPr>
-          <w:rFonts w:ascii="Calibri" w:hAnsi="Calibri" w:cs="Calibri"/>
-          <w:szCs w:val="24"/>
-        </w:rPr>
-        <w:t xml:space="preserve"> try not to think about what's going on until the music stops. </w:t>
+        <w:t xml:space="preserve">I won't bore you with the gruesome details, just take my word, my first experience in female form was mortifying. Fortunately, there a lot of things a body knows how to do on it's own as long as you just don't interfere with it too much. If you ever happen to find yourself in the same position I was in, my advice is to just sit down and pretend you're taking a dump, and try not to think about what's going on until the music stops. </w:t>
       </w:r>
     </w:p>
     <w:p>
@@ -790,33 +600,19 @@
         <w:spacing w:line="360" w:lineRule="auto"/>
         <w:jc w:val="both"/>
         <w:rPr>
-          <w:rFonts w:ascii="Calibri" w:hAnsi="Calibri" w:cs="Calibri"/>
-          <w:szCs w:val="24"/>
-        </w:rPr>
-      </w:pPr>
-      <w:r>
-        <w:rPr>
-          <w:rFonts w:ascii="Calibri" w:hAnsi="Calibri" w:cs="Calibri"/>
+          <w:rFonts w:ascii="Montserrat" w:hAnsi="Montserrat" w:cs="Calibri"/>
+          <w:sz w:val="24"/>
+          <w:szCs w:val="24"/>
+        </w:rPr>
+      </w:pPr>
+      <w:r>
+        <w:rPr>
+          <w:rFonts w:ascii="Montserrat" w:hAnsi="Montserrat" w:cs="Calibri"/>
+          <w:sz w:val="24"/>
           <w:szCs w:val="24"/>
         </w:rPr>
         <w:tab/>
-        <w:t xml:space="preserve">On a similar note, try to avoid looking into the </w:t>
-      </w:r>
-      <w:proofErr w:type="gramStart"/>
-      <w:r>
-        <w:rPr>
-          <w:rFonts w:ascii="Calibri" w:hAnsi="Calibri" w:cs="Calibri"/>
-          <w:szCs w:val="24"/>
-        </w:rPr>
-        <w:t>full length</w:t>
-      </w:r>
-      <w:proofErr w:type="gramEnd"/>
-      <w:r>
-        <w:rPr>
-          <w:rFonts w:ascii="Calibri" w:hAnsi="Calibri" w:cs="Calibri"/>
-          <w:szCs w:val="24"/>
-        </w:rPr>
-        <w:t xml:space="preserve"> mirror when you come out of the stall. The word is "mesmerizing" and fortunately I snapped out of it when she snapped out of her vision. </w:t>
+        <w:t xml:space="preserve">On a similar note, try to avoid looking into the full length mirror when you come out of the stall. The word is "mesmerizing" and fortunately I snapped out of it when she snapped out of her vision. </w:t>
       </w:r>
     </w:p>
     <w:p>
@@ -824,13 +620,15 @@
         <w:spacing w:line="360" w:lineRule="auto"/>
         <w:jc w:val="both"/>
         <w:rPr>
-          <w:rFonts w:ascii="Calibri" w:hAnsi="Calibri" w:cs="Calibri"/>
-          <w:szCs w:val="24"/>
-        </w:rPr>
-      </w:pPr>
-      <w:r>
-        <w:rPr>
-          <w:rFonts w:ascii="Calibri" w:hAnsi="Calibri" w:cs="Calibri"/>
+          <w:rFonts w:ascii="Montserrat" w:hAnsi="Montserrat" w:cs="Calibri"/>
+          <w:sz w:val="24"/>
+          <w:szCs w:val="24"/>
+        </w:rPr>
+      </w:pPr>
+      <w:r>
+        <w:rPr>
+          <w:rFonts w:ascii="Montserrat" w:hAnsi="Montserrat" w:cs="Calibri"/>
+          <w:sz w:val="24"/>
           <w:szCs w:val="24"/>
         </w:rPr>
         <w:tab/>
@@ -842,7 +640,8 @@
         <w:spacing w:line="360" w:lineRule="auto"/>
         <w:jc w:val="both"/>
         <w:rPr>
-          <w:rFonts w:ascii="Calibri" w:hAnsi="Calibri" w:cs="Calibri"/>
+          <w:rFonts w:ascii="Montserrat" w:hAnsi="Montserrat" w:cs="Calibri"/>
+          <w:sz w:val="24"/>
           <w:szCs w:val="24"/>
         </w:rPr>
       </w:pPr>
@@ -862,7 +661,7 @@
   <w:abstractNum w:abstractNumId="0" w15:restartNumberingAfterBreak="0">
     <w:nsid w:val="FFFFFFFB"/>
     <w:multiLevelType w:val="multilevel"/>
-    <w:tmpl w:val="759072D4"/>
+    <w:tmpl w:val="80A499BA"/>
     <w:lvl w:ilvl="0">
       <w:start w:val="1"/>
       <w:numFmt w:val="cardinalText"/>
@@ -967,6 +766,27 @@
   <w:num w:numId="12" w16cid:durableId="1421297553">
     <w:abstractNumId w:val="0"/>
   </w:num>
+  <w:num w:numId="13" w16cid:durableId="2106873790">
+    <w:abstractNumId w:val="0"/>
+  </w:num>
+  <w:num w:numId="14" w16cid:durableId="556480014">
+    <w:abstractNumId w:val="0"/>
+  </w:num>
+  <w:num w:numId="15" w16cid:durableId="58944487">
+    <w:abstractNumId w:val="0"/>
+  </w:num>
+  <w:num w:numId="16" w16cid:durableId="1409502169">
+    <w:abstractNumId w:val="0"/>
+  </w:num>
+  <w:num w:numId="17" w16cid:durableId="163522541">
+    <w:abstractNumId w:val="0"/>
+  </w:num>
+  <w:num w:numId="18" w16cid:durableId="1610578094">
+    <w:abstractNumId w:val="0"/>
+  </w:num>
+  <w:num w:numId="19" w16cid:durableId="2064677214">
+    <w:abstractNumId w:val="0"/>
+  </w:num>
 </w:numbering>
 </file>
 
@@ -975,7 +795,9 @@
   <w:docDefaults>
     <w:rPrDefault>
       <w:rPr>
-        <w:rFonts w:ascii="Times New Roman" w:eastAsia="Times New Roman" w:hAnsi="Times New Roman" w:cs="Times New Roman"/>
+        <w:rFonts w:asciiTheme="minorHAnsi" w:eastAsiaTheme="minorHAnsi" w:hAnsiTheme="minorHAnsi" w:cstheme="minorBidi"/>
+        <w:sz w:val="22"/>
+        <w:szCs w:val="22"/>
         <w:lang w:val="en-US" w:eastAsia="en-US" w:bidi="ar-SA"/>
       </w:rPr>
     </w:rPrDefault>
@@ -1362,12 +1184,12 @@
   <w:style w:type="paragraph" w:default="1" w:styleId="Normal">
     <w:name w:val="Normal"/>
     <w:qFormat/>
-    <w:rsid w:val="008F66CF"/>
+    <w:rsid w:val="00993E28"/>
     <w:pPr>
       <w:spacing w:after="240" w:line="276" w:lineRule="auto"/>
     </w:pPr>
     <w:rPr>
-      <w:rFonts w:asciiTheme="minorHAnsi" w:hAnsiTheme="minorHAnsi" w:cstheme="minorHAnsi"/>
+      <w:rFonts w:cstheme="minorHAnsi"/>
       <w:sz w:val="28"/>
       <w:szCs w:val="28"/>
     </w:rPr>
@@ -1378,10 +1200,10 @@
     <w:next w:val="Normal"/>
     <w:link w:val="Heading1Char"/>
     <w:qFormat/>
-    <w:rsid w:val="008F66CF"/>
+    <w:rsid w:val="00993E28"/>
     <w:pPr>
       <w:keepNext/>
-      <w:contextualSpacing/>
+      <w:spacing w:before="240" w:after="60" w:line="240" w:lineRule="auto"/>
       <w:outlineLvl w:val="0"/>
     </w:pPr>
     <w:rPr>
@@ -1397,11 +1219,11 @@
     <w:next w:val="Normal"/>
     <w:link w:val="Heading2Char"/>
     <w:qFormat/>
-    <w:rsid w:val="008F66CF"/>
+    <w:rsid w:val="00993E28"/>
     <w:pPr>
       <w:numPr>
         <w:ilvl w:val="1"/>
-        <w:numId w:val="12"/>
+        <w:numId w:val="19"/>
       </w:numPr>
       <w:outlineLvl w:val="1"/>
     </w:pPr>
@@ -1417,7 +1239,7 @@
     <w:next w:val="Normal"/>
     <w:link w:val="Heading3Char"/>
     <w:qFormat/>
-    <w:rsid w:val="008F66CF"/>
+    <w:rsid w:val="00993E28"/>
     <w:pPr>
       <w:outlineLvl w:val="2"/>
     </w:pPr>
@@ -1431,7 +1253,7 @@
     <w:next w:val="Normal"/>
     <w:link w:val="Heading4Char"/>
     <w:qFormat/>
-    <w:rsid w:val="008F66CF"/>
+    <w:rsid w:val="00993E28"/>
     <w:pPr>
       <w:numPr>
         <w:ilvl w:val="3"/>
@@ -1448,7 +1270,7 @@
     <w:next w:val="Normal"/>
     <w:link w:val="Heading5Char"/>
     <w:qFormat/>
-    <w:rsid w:val="008F66CF"/>
+    <w:rsid w:val="00993E28"/>
     <w:pPr>
       <w:numPr>
         <w:ilvl w:val="4"/>
@@ -1465,7 +1287,7 @@
     <w:next w:val="Normal"/>
     <w:link w:val="Heading6Char"/>
     <w:qFormat/>
-    <w:rsid w:val="008F66CF"/>
+    <w:rsid w:val="00993E28"/>
     <w:pPr>
       <w:numPr>
         <w:ilvl w:val="5"/>
@@ -1473,7 +1295,7 @@
       <w:outlineLvl w:val="5"/>
     </w:pPr>
     <w:rPr>
-      <w:b w:val="0"/>
+      <w:bCs/>
       <w:sz w:val="24"/>
       <w:szCs w:val="24"/>
       <w:u w:val="single"/>
@@ -1485,28 +1307,31 @@
     <w:next w:val="Normal"/>
     <w:link w:val="Heading7Char"/>
     <w:qFormat/>
-    <w:rsid w:val="008F66CF"/>
+    <w:rsid w:val="00993E28"/>
     <w:pPr>
+      <w:keepNext w:val="0"/>
+      <w:numPr>
+        <w:ilvl w:val="0"/>
+        <w:numId w:val="0"/>
+      </w:numPr>
       <w:outlineLvl w:val="6"/>
     </w:pPr>
     <w:rPr>
-      <w:b/>
-      <w:bCs/>
+      <w:b w:val="0"/>
+      <w:kern w:val="0"/>
     </w:rPr>
   </w:style>
   <w:style w:type="paragraph" w:styleId="Heading8">
     <w:name w:val="heading 8"/>
-    <w:basedOn w:val="Heading7"/>
+    <w:basedOn w:val="Heading6"/>
     <w:next w:val="Normal"/>
     <w:link w:val="Heading8Char"/>
     <w:qFormat/>
-    <w:rsid w:val="008F66CF"/>
+    <w:rsid w:val="00993E28"/>
     <w:pPr>
       <w:outlineLvl w:val="7"/>
     </w:pPr>
     <w:rPr>
-      <w:b w:val="0"/>
-      <w:bCs w:val="0"/>
       <w:i/>
       <w:iCs/>
       <w:u w:val="none"/>
@@ -1518,13 +1343,13 @@
     <w:next w:val="Normal"/>
     <w:link w:val="Heading9Char"/>
     <w:qFormat/>
-    <w:rsid w:val="008F66CF"/>
+    <w:rsid w:val="00993E28"/>
     <w:pPr>
       <w:outlineLvl w:val="8"/>
     </w:pPr>
     <w:rPr>
-      <w:b/>
-      <w:bCs/>
+      <w:b w:val="0"/>
+      <w:bCs w:val="0"/>
     </w:rPr>
   </w:style>
   <w:style w:type="character" w:default="1" w:styleId="DefaultParagraphFont">
@@ -1584,9 +1409,10 @@
     <w:next w:val="Normal"/>
     <w:link w:val="Subheading1Char"/>
     <w:qFormat/>
-    <w:rsid w:val="008F66CF"/>
+    <w:rsid w:val="00993E28"/>
     <w:pPr>
-      <w:spacing w:line="240" w:lineRule="auto"/>
+      <w:spacing w:before="0" w:after="0"/>
+      <w:contextualSpacing/>
     </w:pPr>
     <w:rPr>
       <w:rFonts w:asciiTheme="majorHAnsi" w:eastAsiaTheme="minorHAnsi" w:hAnsiTheme="majorHAnsi"/>
@@ -1599,9 +1425,9 @@
     <w:name w:val="Subheading 1 Char"/>
     <w:basedOn w:val="DefaultParagraphFont"/>
     <w:link w:val="Subheading1"/>
-    <w:rsid w:val="008F66CF"/>
-    <w:rPr>
-      <w:rFonts w:asciiTheme="majorHAnsi" w:eastAsiaTheme="minorHAnsi" w:hAnsiTheme="majorHAnsi" w:cstheme="minorHAnsi"/>
+    <w:rsid w:val="00993E28"/>
+    <w:rPr>
+      <w:rFonts w:asciiTheme="majorHAnsi" w:hAnsiTheme="majorHAnsi" w:cstheme="minorHAnsi"/>
       <w:b/>
       <w:kern w:val="28"/>
       <w:sz w:val="48"/>
@@ -1613,9 +1439,9 @@
     <w:name w:val="Heading 1 Char"/>
     <w:basedOn w:val="DefaultParagraphFont"/>
     <w:link w:val="Heading1"/>
-    <w:rsid w:val="008F66CF"/>
-    <w:rPr>
-      <w:rFonts w:asciiTheme="minorHAnsi" w:eastAsiaTheme="majorEastAsia" w:hAnsiTheme="minorHAnsi" w:cstheme="minorHAnsi"/>
+    <w:rsid w:val="00993E28"/>
+    <w:rPr>
+      <w:rFonts w:eastAsiaTheme="majorEastAsia" w:cstheme="minorHAnsi"/>
       <w:b/>
       <w:kern w:val="28"/>
       <w:sz w:val="56"/>
@@ -1624,67 +1450,58 @@
   </w:style>
   <w:style w:type="paragraph" w:customStyle="1" w:styleId="Subheading2">
     <w:name w:val="Subheading 2"/>
-    <w:basedOn w:val="Heading2"/>
+    <w:basedOn w:val="Subheading1"/>
     <w:next w:val="Normal"/>
     <w:link w:val="Subheading2Char"/>
     <w:qFormat/>
-    <w:rsid w:val="008F66CF"/>
-    <w:pPr>
-      <w:spacing w:line="240" w:lineRule="auto"/>
-    </w:pPr>
-    <w:rPr>
-      <w:vertAlign w:val="superscript"/>
-    </w:rPr>
+    <w:rsid w:val="00993E28"/>
   </w:style>
   <w:style w:type="character" w:customStyle="1" w:styleId="Subheading2Char">
     <w:name w:val="Subheading 2 Char"/>
     <w:basedOn w:val="Subheading1Char"/>
     <w:link w:val="Subheading2"/>
-    <w:rsid w:val="008F66CF"/>
+    <w:rsid w:val="00993E28"/>
+    <w:rPr>
+      <w:rFonts w:asciiTheme="majorHAnsi" w:hAnsiTheme="majorHAnsi" w:cstheme="minorHAnsi"/>
+      <w:b/>
+      <w:kern w:val="28"/>
+      <w:sz w:val="48"/>
+      <w:szCs w:val="48"/>
+      <w:vertAlign w:val="superscript"/>
+    </w:rPr>
+  </w:style>
+  <w:style w:type="character" w:customStyle="1" w:styleId="Heading2Char">
+    <w:name w:val="Heading 2 Char"/>
+    <w:basedOn w:val="DefaultParagraphFont"/>
+    <w:link w:val="Heading2"/>
+    <w:rsid w:val="00993E28"/>
     <w:rPr>
       <w:rFonts w:asciiTheme="majorHAnsi" w:eastAsiaTheme="majorEastAsia" w:hAnsiTheme="majorHAnsi" w:cstheme="minorHAnsi"/>
       <w:b/>
       <w:kern w:val="28"/>
       <w:sz w:val="48"/>
       <w:szCs w:val="48"/>
-      <w:vertAlign w:val="superscript"/>
-    </w:rPr>
-  </w:style>
-  <w:style w:type="character" w:customStyle="1" w:styleId="Heading2Char">
-    <w:name w:val="Heading 2 Char"/>
-    <w:basedOn w:val="DefaultParagraphFont"/>
-    <w:link w:val="Heading2"/>
-    <w:rsid w:val="008F66CF"/>
-    <w:rPr>
-      <w:rFonts w:asciiTheme="majorHAnsi" w:eastAsiaTheme="majorEastAsia" w:hAnsiTheme="majorHAnsi" w:cstheme="minorHAnsi"/>
-      <w:b/>
-      <w:kern w:val="28"/>
-      <w:sz w:val="48"/>
-      <w:szCs w:val="48"/>
     </w:rPr>
   </w:style>
   <w:style w:type="paragraph" w:customStyle="1" w:styleId="Subheading3">
     <w:name w:val="Subheading 3"/>
-    <w:basedOn w:val="Heading3"/>
+    <w:basedOn w:val="Subheading2"/>
     <w:next w:val="Normal"/>
     <w:link w:val="Subheading3Char"/>
     <w:qFormat/>
-    <w:rsid w:val="008F66CF"/>
-    <w:pPr>
-      <w:spacing w:line="240" w:lineRule="auto"/>
-    </w:pPr>
-    <w:rPr>
+    <w:rsid w:val="00993E28"/>
+    <w:rPr>
+      <w:sz w:val="40"/>
       <w:szCs w:val="40"/>
-      <w:vertAlign w:val="superscript"/>
     </w:rPr>
   </w:style>
   <w:style w:type="character" w:customStyle="1" w:styleId="Subheading3Char">
     <w:name w:val="Subheading 3 Char"/>
     <w:basedOn w:val="Subheading2Char"/>
     <w:link w:val="Subheading3"/>
-    <w:rsid w:val="008F66CF"/>
-    <w:rPr>
-      <w:rFonts w:asciiTheme="majorHAnsi" w:eastAsiaTheme="majorEastAsia" w:hAnsiTheme="majorHAnsi" w:cstheme="minorHAnsi"/>
+    <w:rsid w:val="00993E28"/>
+    <w:rPr>
+      <w:rFonts w:asciiTheme="majorHAnsi" w:hAnsiTheme="majorHAnsi" w:cstheme="minorHAnsi"/>
       <w:b/>
       <w:kern w:val="28"/>
       <w:sz w:val="40"/>
@@ -1696,7 +1513,7 @@
     <w:name w:val="Heading 3 Char"/>
     <w:basedOn w:val="DefaultParagraphFont"/>
     <w:link w:val="Heading3"/>
-    <w:rsid w:val="008F66CF"/>
+    <w:rsid w:val="00993E28"/>
     <w:rPr>
       <w:rFonts w:asciiTheme="majorHAnsi" w:eastAsiaTheme="majorEastAsia" w:hAnsiTheme="majorHAnsi" w:cstheme="minorHAnsi"/>
       <w:b/>
@@ -1708,10 +1525,12 @@
   <w:style w:type="paragraph" w:customStyle="1" w:styleId="Suptitle">
     <w:name w:val="Suptitle"/>
     <w:basedOn w:val="Subtitle"/>
-    <w:next w:val="Normal"/>
     <w:link w:val="SuptitleChar"/>
     <w:qFormat/>
-    <w:rsid w:val="008F66CF"/>
+    <w:rsid w:val="00993E28"/>
+    <w:pPr>
+      <w:spacing w:before="240"/>
+    </w:pPr>
     <w:rPr>
       <w:vertAlign w:val="subscript"/>
     </w:rPr>
@@ -1720,7 +1539,7 @@
     <w:name w:val="Suptitle Char"/>
     <w:basedOn w:val="SubtitleChar"/>
     <w:link w:val="Suptitle"/>
-    <w:rsid w:val="008F66CF"/>
+    <w:rsid w:val="00993E28"/>
     <w:rPr>
       <w:rFonts w:asciiTheme="majorHAnsi" w:eastAsiaTheme="majorEastAsia" w:hAnsiTheme="majorHAnsi" w:cstheme="majorBidi"/>
       <w:color w:val="7F7F7F" w:themeColor="text1" w:themeTint="80"/>
@@ -1738,7 +1557,7 @@
     <w:link w:val="SubtitleChar"/>
     <w:uiPriority w:val="11"/>
     <w:qFormat/>
-    <w:rsid w:val="008F66CF"/>
+    <w:rsid w:val="00993E28"/>
     <w:rPr>
       <w:b w:val="0"/>
       <w:bCs w:val="0"/>
@@ -1751,7 +1570,7 @@
     <w:basedOn w:val="DefaultParagraphFont"/>
     <w:link w:val="Subtitle"/>
     <w:uiPriority w:val="11"/>
-    <w:rsid w:val="008F66CF"/>
+    <w:rsid w:val="00993E28"/>
     <w:rPr>
       <w:rFonts w:asciiTheme="majorHAnsi" w:eastAsiaTheme="majorEastAsia" w:hAnsiTheme="majorHAnsi" w:cstheme="majorBidi"/>
       <w:color w:val="7F7F7F" w:themeColor="text1" w:themeTint="80"/>
@@ -1767,7 +1586,7 @@
     <w:basedOn w:val="Normal"/>
     <w:uiPriority w:val="1"/>
     <w:qFormat/>
-    <w:rsid w:val="008F66CF"/>
+    <w:rsid w:val="00993E28"/>
     <w:pPr>
       <w:spacing w:after="0"/>
     </w:pPr>
@@ -1776,7 +1595,7 @@
     <w:name w:val="Heading 4 Char"/>
     <w:basedOn w:val="DefaultParagraphFont"/>
     <w:link w:val="Heading4"/>
-    <w:rsid w:val="008F66CF"/>
+    <w:rsid w:val="00993E28"/>
     <w:rPr>
       <w:rFonts w:asciiTheme="majorHAnsi" w:eastAsiaTheme="majorEastAsia" w:hAnsiTheme="majorHAnsi" w:cstheme="minorHAnsi"/>
       <w:b/>
@@ -1789,7 +1608,7 @@
     <w:name w:val="Heading 5 Char"/>
     <w:basedOn w:val="DefaultParagraphFont"/>
     <w:link w:val="Heading5"/>
-    <w:rsid w:val="008F66CF"/>
+    <w:rsid w:val="00993E28"/>
     <w:rPr>
       <w:rFonts w:asciiTheme="majorHAnsi" w:eastAsiaTheme="majorEastAsia" w:hAnsiTheme="majorHAnsi" w:cstheme="minorHAnsi"/>
       <w:b/>
@@ -1802,20 +1621,7 @@
     <w:name w:val="Heading 6 Char"/>
     <w:basedOn w:val="DefaultParagraphFont"/>
     <w:link w:val="Heading6"/>
-    <w:rsid w:val="008F66CF"/>
-    <w:rPr>
-      <w:rFonts w:asciiTheme="majorHAnsi" w:eastAsiaTheme="majorEastAsia" w:hAnsiTheme="majorHAnsi" w:cstheme="minorHAnsi"/>
-      <w:kern w:val="28"/>
-      <w:sz w:val="24"/>
-      <w:szCs w:val="24"/>
-      <w:u w:val="single"/>
-    </w:rPr>
-  </w:style>
-  <w:style w:type="character" w:customStyle="1" w:styleId="Heading7Char">
-    <w:name w:val="Heading 7 Char"/>
-    <w:basedOn w:val="DefaultParagraphFont"/>
-    <w:link w:val="Heading7"/>
-    <w:rsid w:val="008F66CF"/>
+    <w:rsid w:val="00993E28"/>
     <w:rPr>
       <w:rFonts w:asciiTheme="majorHAnsi" w:eastAsiaTheme="majorEastAsia" w:hAnsiTheme="majorHAnsi" w:cstheme="minorHAnsi"/>
       <w:b/>
@@ -1826,25 +1632,24 @@
       <w:u w:val="single"/>
     </w:rPr>
   </w:style>
+  <w:style w:type="character" w:customStyle="1" w:styleId="Heading7Char">
+    <w:name w:val="Heading 7 Char"/>
+    <w:basedOn w:val="DefaultParagraphFont"/>
+    <w:link w:val="Heading7"/>
+    <w:rsid w:val="00993E28"/>
+    <w:rPr>
+      <w:rFonts w:asciiTheme="majorHAnsi" w:eastAsiaTheme="majorEastAsia" w:hAnsiTheme="majorHAnsi" w:cstheme="minorHAnsi"/>
+      <w:bCs/>
+      <w:sz w:val="24"/>
+      <w:szCs w:val="24"/>
+      <w:u w:val="single"/>
+    </w:rPr>
+  </w:style>
   <w:style w:type="character" w:customStyle="1" w:styleId="Heading8Char">
     <w:name w:val="Heading 8 Char"/>
     <w:basedOn w:val="DefaultParagraphFont"/>
     <w:link w:val="Heading8"/>
-    <w:rsid w:val="008F66CF"/>
-    <w:rPr>
-      <w:rFonts w:asciiTheme="majorHAnsi" w:eastAsiaTheme="majorEastAsia" w:hAnsiTheme="majorHAnsi" w:cstheme="minorHAnsi"/>
-      <w:i/>
-      <w:iCs/>
-      <w:kern w:val="28"/>
-      <w:sz w:val="24"/>
-      <w:szCs w:val="24"/>
-    </w:rPr>
-  </w:style>
-  <w:style w:type="character" w:customStyle="1" w:styleId="Heading9Char">
-    <w:name w:val="Heading 9 Char"/>
-    <w:basedOn w:val="DefaultParagraphFont"/>
-    <w:link w:val="Heading9"/>
-    <w:rsid w:val="008F66CF"/>
+    <w:rsid w:val="00993E28"/>
     <w:rPr>
       <w:rFonts w:asciiTheme="majorHAnsi" w:eastAsiaTheme="majorEastAsia" w:hAnsiTheme="majorHAnsi" w:cstheme="minorHAnsi"/>
       <w:b/>
@@ -1856,6 +1661,20 @@
       <w:szCs w:val="24"/>
     </w:rPr>
   </w:style>
+  <w:style w:type="character" w:customStyle="1" w:styleId="Heading9Char">
+    <w:name w:val="Heading 9 Char"/>
+    <w:basedOn w:val="DefaultParagraphFont"/>
+    <w:link w:val="Heading9"/>
+    <w:rsid w:val="00993E28"/>
+    <w:rPr>
+      <w:rFonts w:asciiTheme="majorHAnsi" w:eastAsiaTheme="majorEastAsia" w:hAnsiTheme="majorHAnsi" w:cstheme="minorHAnsi"/>
+      <w:i/>
+      <w:iCs/>
+      <w:kern w:val="28"/>
+      <w:sz w:val="24"/>
+      <w:szCs w:val="24"/>
+    </w:rPr>
+  </w:style>
   <w:style w:type="paragraph" w:styleId="Caption">
     <w:name w:val="caption"/>
     <w:basedOn w:val="Normal"/>
@@ -1864,7 +1683,7 @@
     <w:semiHidden/>
     <w:unhideWhenUsed/>
     <w:qFormat/>
-    <w:rsid w:val="008F66CF"/>
+    <w:rsid w:val="00993E28"/>
     <w:pPr>
       <w:spacing w:after="200"/>
     </w:pPr>
@@ -1872,7 +1691,6 @@
       <w:i/>
       <w:iCs/>
       <w:color w:val="0E2841" w:themeColor="text2"/>
-      <w:sz w:val="18"/>
       <w:szCs w:val="18"/>
     </w:rPr>
   </w:style>
@@ -1883,9 +1701,9 @@
     <w:link w:val="TitleChar"/>
     <w:uiPriority w:val="10"/>
     <w:qFormat/>
-    <w:rsid w:val="008F66CF"/>
+    <w:rsid w:val="00993E28"/>
     <w:pPr>
-      <w:contextualSpacing/>
+      <w:spacing w:line="240" w:lineRule="auto"/>
     </w:pPr>
     <w:rPr>
       <w:rFonts w:asciiTheme="majorHAnsi" w:eastAsiaTheme="majorEastAsia" w:hAnsiTheme="majorHAnsi" w:cstheme="majorBidi"/>
@@ -1902,7 +1720,7 @@
     <w:basedOn w:val="DefaultParagraphFont"/>
     <w:link w:val="Title"/>
     <w:uiPriority w:val="10"/>
-    <w:rsid w:val="008F66CF"/>
+    <w:rsid w:val="00993E28"/>
     <w:rPr>
       <w:rFonts w:asciiTheme="majorHAnsi" w:eastAsiaTheme="majorEastAsia" w:hAnsiTheme="majorHAnsi" w:cstheme="majorBidi"/>
       <w:b/>
@@ -1917,7 +1735,7 @@
     <w:name w:val="Strong"/>
     <w:uiPriority w:val="22"/>
     <w:qFormat/>
-    <w:rsid w:val="008F66CF"/>
+    <w:rsid w:val="00993E28"/>
     <w:rPr>
       <w:b/>
       <w:bCs/>
@@ -1927,7 +1745,7 @@
     <w:name w:val="Emphasis"/>
     <w:uiPriority w:val="20"/>
     <w:qFormat/>
-    <w:rsid w:val="008F66CF"/>
+    <w:rsid w:val="00993E28"/>
     <w:rPr>
       <w:rFonts w:asciiTheme="minorHAnsi" w:hAnsiTheme="minorHAnsi" w:cstheme="minorHAnsi"/>
       <w:i/>
@@ -1938,10 +1756,10 @@
   </w:style>
   <w:style w:type="paragraph" w:styleId="ListParagraph">
     <w:name w:val="List Paragraph"/>
-    <w:basedOn w:val="NoSpacing"/>
+    <w:basedOn w:val="Normal"/>
     <w:uiPriority w:val="34"/>
     <w:qFormat/>
-    <w:rsid w:val="008F66CF"/>
+    <w:rsid w:val="00993E28"/>
     <w:pPr>
       <w:ind w:left="720"/>
       <w:contextualSpacing/>
@@ -1949,11 +1767,12 @@
   </w:style>
   <w:style w:type="paragraph" w:styleId="Quote">
     <w:name w:val="Quote"/>
-    <w:basedOn w:val="NoSpacing"/>
+    <w:basedOn w:val="Normal"/>
+    <w:next w:val="Normal"/>
     <w:link w:val="QuoteChar"/>
     <w:uiPriority w:val="29"/>
     <w:qFormat/>
-    <w:rsid w:val="008F66CF"/>
+    <w:rsid w:val="00993E28"/>
     <w:pPr>
       <w:keepLines/>
       <w:pageBreakBefore/>
@@ -1965,18 +1784,15 @@
       <w:contextualSpacing/>
       <w:mirrorIndents/>
     </w:pPr>
-    <w:rPr>
-      <w:rFonts w:eastAsiaTheme="minorHAnsi"/>
-    </w:rPr>
   </w:style>
   <w:style w:type="character" w:customStyle="1" w:styleId="QuoteChar">
     <w:name w:val="Quote Char"/>
     <w:basedOn w:val="DefaultParagraphFont"/>
     <w:link w:val="Quote"/>
     <w:uiPriority w:val="29"/>
-    <w:rsid w:val="008F66CF"/>
-    <w:rPr>
-      <w:rFonts w:asciiTheme="minorHAnsi" w:eastAsiaTheme="minorHAnsi" w:hAnsiTheme="minorHAnsi" w:cstheme="minorHAnsi"/>
+    <w:rsid w:val="00993E28"/>
+    <w:rPr>
+      <w:rFonts w:cstheme="minorHAnsi"/>
       <w:sz w:val="28"/>
       <w:szCs w:val="28"/>
     </w:rPr>
@@ -1984,10 +1800,11 @@
   <w:style w:type="paragraph" w:styleId="IntenseQuote">
     <w:name w:val="Intense Quote"/>
     <w:basedOn w:val="Quote"/>
+    <w:next w:val="Normal"/>
     <w:link w:val="IntenseQuoteChar"/>
     <w:uiPriority w:val="30"/>
     <w:qFormat/>
-    <w:rsid w:val="008F66CF"/>
+    <w:rsid w:val="00993E28"/>
     <w:pPr>
       <w:pBdr>
         <w:left w:val="single" w:sz="18" w:space="7" w:color="auto"/>
@@ -2003,9 +1820,9 @@
     <w:basedOn w:val="DefaultParagraphFont"/>
     <w:link w:val="IntenseQuote"/>
     <w:uiPriority w:val="30"/>
-    <w:rsid w:val="008F66CF"/>
-    <w:rPr>
-      <w:rFonts w:asciiTheme="minorHAnsi" w:eastAsiaTheme="minorHAnsi" w:hAnsiTheme="minorHAnsi" w:cstheme="minorHAnsi"/>
+    <w:rsid w:val="00993E28"/>
+    <w:rPr>
+      <w:rFonts w:cstheme="minorHAnsi"/>
       <w:b/>
       <w:bCs/>
       <w:sz w:val="28"/>
@@ -2017,7 +1834,7 @@
     <w:basedOn w:val="Emphasis"/>
     <w:uiPriority w:val="19"/>
     <w:qFormat/>
-    <w:rsid w:val="008F66CF"/>
+    <w:rsid w:val="00993E28"/>
     <w:rPr>
       <w:rFonts w:asciiTheme="minorHAnsi" w:hAnsiTheme="minorHAnsi" w:cs="Calibri Light"/>
       <w:i/>
@@ -2032,7 +1849,7 @@
     <w:basedOn w:val="Emphasis"/>
     <w:uiPriority w:val="21"/>
     <w:qFormat/>
-    <w:rsid w:val="008F66CF"/>
+    <w:rsid w:val="00993E28"/>
     <w:rPr>
       <w:rFonts w:asciiTheme="minorHAnsi" w:hAnsiTheme="minorHAnsi" w:cstheme="minorHAnsi"/>
       <w:b/>
@@ -2047,7 +1864,7 @@
     <w:name w:val="Subtle Reference"/>
     <w:uiPriority w:val="31"/>
     <w:qFormat/>
-    <w:rsid w:val="008F66CF"/>
+    <w:rsid w:val="00993E28"/>
     <w:rPr>
       <w:caps/>
       <w:color w:val="7F7F7F" w:themeColor="text1" w:themeTint="80"/>
@@ -2060,7 +1877,7 @@
     <w:basedOn w:val="SubtleReference"/>
     <w:uiPriority w:val="32"/>
     <w:qFormat/>
-    <w:rsid w:val="008F66CF"/>
+    <w:rsid w:val="00993E28"/>
     <w:rPr>
       <w:b/>
       <w:bCs/>
@@ -2072,9 +1889,10 @@
   </w:style>
   <w:style w:type="character" w:styleId="BookTitle">
     <w:name w:val="Book Title"/>
+    <w:basedOn w:val="DefaultParagraphFont"/>
     <w:uiPriority w:val="33"/>
     <w:qFormat/>
-    <w:rsid w:val="008F66CF"/>
+    <w:rsid w:val="00993E28"/>
     <w:rPr>
       <w:b/>
       <w:bCs/>
